--- a/resume.docx
+++ b/resume.docx
@@ -162,7 +162,7 @@
           <w:tab w:val="center" w:leader="none" w:pos="4680"/>
           <w:tab w:val="right" w:leader="none" w:pos="9360"/>
         </w:tabs>
-        <w:spacing w:after="0" w:before="240" w:line="240" w:lineRule="auto"/>
+        <w:spacing w:after="0" w:before="240" w:line="360" w:lineRule="auto"/>
         <w:ind w:left="0" w:right="0" w:firstLine="0"/>
         <w:jc w:val="left"/>
         <w:rPr>
@@ -769,7 +769,7 @@
           <w:tab w:val="right" w:leader="none" w:pos="9360"/>
         </w:tabs>
         <w:spacing w:after="0" w:before="120" w:line="360" w:lineRule="auto"/>
-        <w:ind w:left="144" w:right="0" w:firstLine="0"/>
+        <w:ind w:left="144.00000000000006" w:right="0" w:firstLine="0"/>
         <w:jc w:val="left"/>
         <w:rPr>
           <w:rFonts w:ascii="Arial" w:cs="Arial" w:eastAsia="Arial" w:hAnsi="Arial"/>
@@ -995,14 +995,12 @@
           <w:tab w:val="right" w:leader="none" w:pos="9360"/>
         </w:tabs>
         <w:spacing w:after="0" w:before="120" w:line="360" w:lineRule="auto"/>
-        <w:ind w:left="144" w:right="0" w:firstLine="0"/>
+        <w:ind w:left="0" w:right="0" w:firstLine="0"/>
         <w:jc w:val="left"/>
         <w:rPr>
           <w:rFonts w:ascii="Arial" w:cs="Arial" w:eastAsia="Arial" w:hAnsi="Arial"/>
           <w:b w:val="1"/>
           <w:bCs w:val="1"/>
-          <w:sz w:val="22"/>
-          <w:szCs w:val="22"/>
         </w:rPr>
       </w:pPr>
       <w:r>
@@ -1010,11 +1008,9 @@
           <w:rFonts w:ascii="Arial" w:cs="Arial" w:eastAsia="Arial" w:hAnsi="Arial"/>
           <w:b w:val="1"/>
           <w:bCs w:val="1"/>
-          <w:sz w:val="22"/>
-          <w:szCs w:val="22"/>
-          <w:rtl w:val="0"/>
-        </w:rPr>
-        <w:t xml:space="preserve">Technical Skills</w:t>
+          <w:rtl w:val="0"/>
+        </w:rPr>
+        <w:t xml:space="preserve">TECHNICAL SKILLS</w:t>
       </w:r>
     </w:p>
     <w:p>
@@ -1036,7 +1032,7 @@
           <w:tab w:val="right" w:leader="none" w:pos="9360"/>
         </w:tabs>
         <w:spacing w:after="40" w:before="0" w:line="240" w:lineRule="auto"/>
-        <w:ind w:left="0" w:right="0" w:firstLine="0"/>
+        <w:ind w:left="144" w:right="0" w:firstLine="0"/>
         <w:jc w:val="left"/>
         <w:rPr>
           <w:rFonts w:ascii="Arial" w:cs="Arial" w:eastAsia="Arial" w:hAnsi="Arial"/>
@@ -1047,11 +1043,22 @@
       <w:r>
         <w:rPr>
           <w:rFonts w:ascii="Arial" w:cs="Arial" w:eastAsia="Arial" w:hAnsi="Arial"/>
-          <w:sz w:val="22"/>
-          <w:szCs w:val="22"/>
-          <w:rtl w:val="0"/>
-        </w:rPr>
-        <w:t xml:space="preserve">Languages: PHP, JavaScript, Python, Java, C/C++</w:t>
+          <w:b w:val="1"/>
+          <w:bCs w:val="1"/>
+          <w:sz w:val="22"/>
+          <w:szCs w:val="22"/>
+          <w:rtl w:val="0"/>
+        </w:rPr>
+        <w:t xml:space="preserve">Languages:</w:t>
+      </w:r>
+      <w:r>
+        <w:rPr>
+          <w:rFonts w:ascii="Arial" w:cs="Arial" w:eastAsia="Arial" w:hAnsi="Arial"/>
+          <w:sz w:val="22"/>
+          <w:szCs w:val="22"/>
+          <w:rtl w:val="0"/>
+        </w:rPr>
+        <w:t xml:space="preserve"> PHP, JavaScript, Python, Java, C/C++</w:t>
       </w:r>
     </w:p>
     <w:p>
@@ -1073,7 +1080,7 @@
           <w:tab w:val="right" w:leader="none" w:pos="9360"/>
         </w:tabs>
         <w:spacing w:after="40" w:before="0" w:line="240" w:lineRule="auto"/>
-        <w:ind w:left="0" w:right="0" w:firstLine="0"/>
+        <w:ind w:left="144" w:right="0" w:firstLine="0"/>
         <w:jc w:val="left"/>
         <w:rPr>
           <w:rFonts w:ascii="Arial" w:cs="Arial" w:eastAsia="Arial" w:hAnsi="Arial"/>
@@ -1084,11 +1091,22 @@
       <w:r>
         <w:rPr>
           <w:rFonts w:ascii="Arial" w:cs="Arial" w:eastAsia="Arial" w:hAnsi="Arial"/>
-          <w:sz w:val="22"/>
-          <w:szCs w:val="22"/>
-          <w:rtl w:val="0"/>
-        </w:rPr>
-        <w:t xml:space="preserve">Frameworks: Laravel, React</w:t>
+          <w:b w:val="1"/>
+          <w:bCs w:val="1"/>
+          <w:sz w:val="22"/>
+          <w:szCs w:val="22"/>
+          <w:rtl w:val="0"/>
+        </w:rPr>
+        <w:t xml:space="preserve">Frameworks:</w:t>
+      </w:r>
+      <w:r>
+        <w:rPr>
+          <w:rFonts w:ascii="Arial" w:cs="Arial" w:eastAsia="Arial" w:hAnsi="Arial"/>
+          <w:sz w:val="22"/>
+          <w:szCs w:val="22"/>
+          <w:rtl w:val="0"/>
+        </w:rPr>
+        <w:t xml:space="preserve"> Laravel, React</w:t>
       </w:r>
     </w:p>
     <w:p>
@@ -1110,7 +1128,7 @@
           <w:tab w:val="right" w:leader="none" w:pos="9360"/>
         </w:tabs>
         <w:spacing w:after="40" w:before="0" w:line="240" w:lineRule="auto"/>
-        <w:ind w:left="0" w:right="0" w:firstLine="0"/>
+        <w:ind w:left="144" w:right="0" w:firstLine="0"/>
         <w:jc w:val="left"/>
         <w:rPr>
           <w:rFonts w:ascii="Arial" w:cs="Arial" w:eastAsia="Arial" w:hAnsi="Arial"/>
@@ -1121,11 +1139,22 @@
       <w:r>
         <w:rPr>
           <w:rFonts w:ascii="Arial" w:cs="Arial" w:eastAsia="Arial" w:hAnsi="Arial"/>
-          <w:sz w:val="22"/>
-          <w:szCs w:val="22"/>
-          <w:rtl w:val="0"/>
-        </w:rPr>
-        <w:t xml:space="preserve">Databases: MySQL, PostgreSQL</w:t>
+          <w:b w:val="1"/>
+          <w:bCs w:val="1"/>
+          <w:sz w:val="22"/>
+          <w:szCs w:val="22"/>
+          <w:rtl w:val="0"/>
+        </w:rPr>
+        <w:t xml:space="preserve">Databases:</w:t>
+      </w:r>
+      <w:r>
+        <w:rPr>
+          <w:rFonts w:ascii="Arial" w:cs="Arial" w:eastAsia="Arial" w:hAnsi="Arial"/>
+          <w:sz w:val="22"/>
+          <w:szCs w:val="22"/>
+          <w:rtl w:val="0"/>
+        </w:rPr>
+        <w:t xml:space="preserve"> MySQL, PostgreSQL</w:t>
       </w:r>
     </w:p>
     <w:p>
@@ -1147,7 +1176,7 @@
           <w:tab w:val="right" w:leader="none" w:pos="9360"/>
         </w:tabs>
         <w:spacing w:after="40" w:before="0" w:line="240" w:lineRule="auto"/>
-        <w:ind w:left="0" w:right="0" w:firstLine="0"/>
+        <w:ind w:left="144" w:right="0" w:firstLine="0"/>
         <w:jc w:val="left"/>
         <w:rPr>
           <w:rFonts w:ascii="Arial" w:cs="Arial" w:eastAsia="Arial" w:hAnsi="Arial"/>
@@ -1158,11 +1187,22 @@
       <w:r>
         <w:rPr>
           <w:rFonts w:ascii="Arial" w:cs="Arial" w:eastAsia="Arial" w:hAnsi="Arial"/>
-          <w:sz w:val="22"/>
-          <w:szCs w:val="22"/>
-          <w:rtl w:val="0"/>
-        </w:rPr>
-        <w:t xml:space="preserve">Tools: Git, Linux, AWS, REST APIs, CI/CD, Docker, Agile/Scrum</w:t>
+          <w:b w:val="1"/>
+          <w:bCs w:val="1"/>
+          <w:sz w:val="22"/>
+          <w:szCs w:val="22"/>
+          <w:rtl w:val="0"/>
+        </w:rPr>
+        <w:t xml:space="preserve">Tools:</w:t>
+      </w:r>
+      <w:r>
+        <w:rPr>
+          <w:rFonts w:ascii="Arial" w:cs="Arial" w:eastAsia="Arial" w:hAnsi="Arial"/>
+          <w:sz w:val="22"/>
+          <w:szCs w:val="22"/>
+          <w:rtl w:val="0"/>
+        </w:rPr>
+        <w:t xml:space="preserve"> Git, Linux, AWS, REST APIs, CI/CD, Docker, Agile/Scrum</w:t>
       </w:r>
     </w:p>
     <w:p>
@@ -1184,7 +1224,7 @@
           <w:tab w:val="right" w:leader="none" w:pos="9360"/>
         </w:tabs>
         <w:spacing w:after="0" w:before="120" w:line="360" w:lineRule="auto"/>
-        <w:ind w:left="144" w:right="0" w:firstLine="0"/>
+        <w:ind w:left="0" w:right="0" w:firstLine="0"/>
         <w:jc w:val="left"/>
         <w:rPr>
           <w:rFonts w:ascii="Arial" w:cs="Arial" w:eastAsia="Arial" w:hAnsi="Arial"/>
@@ -1197,20 +1237,9 @@
           <w:rFonts w:ascii="Arial" w:cs="Arial" w:eastAsia="Arial" w:hAnsi="Arial"/>
           <w:b w:val="1"/>
           <w:bCs w:val="1"/>
-          <w:sz w:val="22"/>
-          <w:szCs w:val="22"/>
-          <w:rtl w:val="0"/>
-        </w:rPr>
-        <w:t xml:space="preserve">Personal</w:t>
-      </w:r>
-      <w:r>
-        <w:rPr>
-          <w:rFonts w:ascii="Arial" w:cs="Arial" w:eastAsia="Arial" w:hAnsi="Arial"/>
-          <w:b w:val="1"/>
-          <w:bCs w:val="1"/>
-          <w:rtl w:val="0"/>
-        </w:rPr>
-        <w:t xml:space="preserve"> Projects</w:t>
+          <w:rtl w:val="0"/>
+        </w:rPr>
+        <w:t xml:space="preserve">PERSONAL PROJECTS</w:t>
       </w:r>
       <w:r>
         <w:rPr>
@@ -1237,7 +1266,7 @@
           <w:tab w:val="right" w:leader="none" w:pos="9360"/>
         </w:tabs>
         <w:spacing w:after="40" w:before="0" w:line="240" w:lineRule="auto"/>
-        <w:ind w:left="0" w:right="0" w:firstLine="0"/>
+        <w:ind w:left="144" w:right="0" w:firstLine="0"/>
         <w:jc w:val="left"/>
         <w:rPr>
           <w:rFonts w:ascii="Arial" w:cs="Arial" w:eastAsia="Arial" w:hAnsi="Arial"/>
@@ -1329,7 +1358,7 @@
       <w:headerReference r:id="rId8" w:type="first"/>
       <w:footerReference r:id="rId9" w:type="first"/>
       <w:pgSz w:h="15840" w:w="12240" w:orient="portrait"/>
-      <w:pgMar w:bottom="1440" w:top="1440" w:left="1440" w:right="1440" w:header="720" w:footer="720"/>
+      <w:pgMar w:bottom="1008" w:top="1008" w:left="1008" w:right="1008" w:header="720" w:footer="720"/>
       <w:pgNumType w:start="1"/>
     </w:sectPr>
   </w:body>
